--- a/ECUST_Gnosys/docs/新申报书文稿_修订版.docx
+++ b/ECUST_Gnosys/docs/新申报书文稿_修订版.docx
@@ -3314,7 +3314,7 @@
                 <w:sz w:val="24"/>
                 <w:highlight w:val="green"/>
               </w:rPr>
-              <w:t>“原文可核验性”为自动化核心质量判据</w:t>
+              <w:t>自动化技术指标（覆盖率、层间一致性和引用可回溯率）为核心质量判据</w:t>
             </w:r>
             <w:r>
               <w:rPr>
@@ -3816,7 +3816,7 @@
                 <w:sz w:val="24"/>
                 <w:highlight w:val="green"/>
               </w:rPr>
-              <w:t>生成结果缺少自动化可核验性与一致性校验。</w:t>
+              <w:t>生成结果缺少可自动检查的质量指标与一致性校验。</w:t>
             </w:r>
             <w:r>
               <w:rPr>
@@ -3825,7 +3825,7 @@
                 <w:sz w:val="24"/>
                 <w:highlight w:val="green"/>
               </w:rPr>
-              <w:t xml:space="preserve"> 模型输出往往以自由文本直接展示，读者难以判断每条解释对应哪一章、哪一段、哪一句，也难以发现层间矛盾。若只依赖读者主观判断，复核既不可复现，也无法形成稳定的工程标准。本项目把复核依据落到可检查的证据上：原文引用是否可回溯、章节和段落定位是否准确、分层输出是否一致、结构化字段是否完整；质量裁决由自动化校验完成，读者编辑与采纳属于使用环节，不改变判据。</w:t>
+              <w:t xml:space="preserve"> 模型输出往往以自由文本直接展示，读者难以判断每条解释对应哪一章、哪一段、哪一句，也难以发现层间矛盾。若只依赖读者主观判断，复核既不可复现，也无法形成稳定的工程标准。本项目把复核依据落到可自动检查的指标上：原文引用是否可回溯、章节和段落定位是否准确、分层输出是否一致、结构化字段是否完整；质量裁决由自动指标完成，读者编辑与采纳属于使用环节，不改变判据。</w:t>
             </w:r>
           </w:p>
           <w:p>
@@ -3891,7 +3891,7 @@
                 <w:sz w:val="24"/>
                 <w:highlight w:val="green"/>
               </w:rPr>
-              <w:t>原文可核验性和分层一致性作为自动化质量判据</w:t>
+              <w:t>自动化技术指标作为质量判据</w:t>
             </w:r>
             <w:r>
               <w:rPr>
@@ -4206,7 +4206,7 @@
                 <w:sz w:val="24"/>
                 <w:highlight w:val="green"/>
               </w:rPr>
-              <w:t>自动化可核验性检查、</w:t>
+              <w:t>自动化技术指标检查、</w:t>
             </w:r>
             <w:r>
               <w:rPr>
@@ -4223,7 +4223,7 @@
                 <w:sz w:val="24"/>
                 <w:highlight w:val="green"/>
               </w:rPr>
-              <w:t>；自动化检查决定达标，专家评审和读者实验作为辅助</w:t>
+              <w:t>；自动指标决定达标，专家评审和读者实验作为辅助</w:t>
             </w:r>
             <w:r>
               <w:rPr>
@@ -4275,7 +4275,7 @@
                 <w:sz w:val="24"/>
                 <w:highlight w:val="green"/>
               </w:rPr>
-              <w:t>自动化核验</w:t>
+              <w:t>自动评估</w:t>
             </w:r>
             <w:r>
               <w:rPr>
@@ -6447,7 +6447,7 @@
                 <w:sz w:val="24"/>
                 <w:highlight w:val="green"/>
               </w:rPr>
-              <w:t>为保证辅助内容不是“无依据的答案”，项目在生成和展示两个环节加入约束，并以原文锚点、结构化字段和层间一致性作为自动化复核依据：</w:t>
+              <w:t>为保证辅助内容不是“无依据的答案”，项目在生成和展示两个环节加入约束，并以原文锚点、结构化字段和层间一致性作为自动化复核指标：</w:t>
             </w:r>
           </w:p>
           <w:p>
@@ -7033,7 +7033,7 @@
                 <w:sz w:val="24"/>
                 <w:highlight w:val="green"/>
               </w:rPr>
-              <w:t>本项目以自动化“原文可核验性”为核心质量判据，具体检查引用可回溯率、章节和段落定位准确率、层间矛盾率和结构化字段完整率；自动校验结果决定是否达标，专家评审和读者实验仅作辅助解释，不参与核心裁决。</w:t>
+              <w:t>本项目沿用原版“技术性能+专家评审+用户实验”的三维框架，但将核心达标判据限定为可自动计算的技术性能指标：各层输出覆盖率、层间矛盾率、引用可回溯率、结构化字段完整率，并要求同一文本多次运行的核心结论一致性不低于90%。自动指标结果决定是否达标，专家评审和读者实验仅作辅助解释，不参与核心裁决。</w:t>
             </w:r>
           </w:p>
           <w:p>
@@ -7859,7 +7859,7 @@
           </w:tcPr>
           <w:p>
             <w:pPr>
-              <w:spacing w:line="259" w:lineRule="auto"/>
+              <w:spacing w:line="252" w:lineRule="auto"/>
               <w:jc w:val="left"/>
               <w:rPr>
                 <w:rFonts w:hint="eastAsia" w:ascii="仿宋_GB2312" w:hAnsi="仿宋_GB2312" w:eastAsia="仿宋_GB2312" w:cs="仿宋_GB2312"/>
@@ -7894,7 +7894,7 @@
           </w:p>
           <w:p>
             <w:pPr>
-              <w:spacing w:line="259" w:lineRule="auto"/>
+              <w:spacing w:line="252" w:lineRule="auto"/>
               <w:ind w:left="0" w:leftChars="0" w:firstLine="480" w:firstLineChars="200"/>
               <w:rPr>
                 <w:rFonts w:hint="eastAsia" w:ascii="仿宋_GB2312" w:hAnsi="仿宋_GB2312" w:eastAsia="仿宋_GB2312" w:cs="仿宋_GB2312"/>
@@ -7912,7 +7912,7 @@
           </w:p>
           <w:p>
             <w:pPr>
-              <w:spacing w:line="259" w:lineRule="auto"/>
+              <w:spacing w:line="252" w:lineRule="auto"/>
               <w:ind w:left="0" w:leftChars="0" w:firstLine="480" w:firstLineChars="200"/>
               <w:rPr>
                 <w:rFonts w:hint="eastAsia" w:ascii="仿宋_GB2312" w:hAnsi="仿宋_GB2312" w:eastAsia="仿宋_GB2312" w:cs="仿宋_GB2312"/>
@@ -7922,7 +7922,7 @@
           </w:p>
           <w:p>
             <w:pPr>
-              <w:spacing w:line="259" w:lineRule="auto"/>
+              <w:spacing w:line="252" w:lineRule="auto"/>
               <w:jc w:val="left"/>
               <w:rPr>
                 <w:rFonts w:hint="eastAsia" w:ascii="仿宋_GB2312" w:hAnsi="仿宋_GB2312" w:eastAsia="仿宋_GB2312" w:cs="仿宋_GB2312"/>
@@ -7940,7 +7940,7 @@
           </w:p>
           <w:p>
             <w:pPr>
-              <w:spacing w:line="259" w:lineRule="auto"/>
+              <w:spacing w:line="252" w:lineRule="auto"/>
               <w:ind w:left="0" w:leftChars="0" w:firstLine="480" w:firstLineChars="200"/>
               <w:rPr>
                 <w:rFonts w:hint="eastAsia" w:ascii="仿宋_GB2312" w:hAnsi="仿宋_GB2312" w:eastAsia="仿宋_GB2312" w:cs="仿宋_GB2312"/>
@@ -7958,7 +7958,7 @@
           </w:p>
           <w:p>
             <w:pPr>
-              <w:spacing w:line="259" w:lineRule="auto"/>
+              <w:spacing w:line="252" w:lineRule="auto"/>
               <w:ind w:left="0" w:leftChars="0" w:firstLine="480" w:firstLineChars="200"/>
               <w:rPr>
                 <w:rFonts w:hint="eastAsia" w:ascii="仿宋_GB2312" w:hAnsi="仿宋_GB2312" w:eastAsia="仿宋_GB2312" w:cs="仿宋_GB2312"/>
@@ -7968,7 +7968,7 @@
           </w:p>
           <w:p>
             <w:pPr>
-              <w:spacing w:line="259" w:lineRule="auto"/>
+              <w:spacing w:line="252" w:lineRule="auto"/>
               <w:jc w:val="left"/>
               <w:rPr>
                 <w:rFonts w:hint="eastAsia" w:ascii="仿宋_GB2312" w:hAnsi="仿宋_GB2312" w:eastAsia="仿宋_GB2312" w:cs="仿宋_GB2312"/>
@@ -7990,12 +7990,12 @@
                 <w:sz w:val="24"/>
                 <w:highlight w:val="green"/>
               </w:rPr>
-              <w:t>以原文证据约束生成，以自动核验完成闭环</w:t>
-            </w:r>
-          </w:p>
-          <w:p>
-            <w:pPr>
-              <w:spacing w:line="259" w:lineRule="auto"/>
+              <w:t>以原文证据约束生成，以自动评估完成闭环</w:t>
+            </w:r>
+          </w:p>
+          <w:p>
+            <w:pPr>
+              <w:spacing w:line="252" w:lineRule="auto"/>
               <w:ind w:left="0" w:leftChars="0" w:firstLine="480" w:firstLineChars="200"/>
               <w:rPr>
                 <w:rFonts w:hint="eastAsia" w:ascii="仿宋_GB2312" w:hAnsi="仿宋_GB2312" w:eastAsia="仿宋_GB2312" w:cs="仿宋_GB2312"/>
@@ -8017,7 +8017,7 @@
                 <w:sz w:val="24"/>
                 <w:highlight w:val="green"/>
               </w:rPr>
-              <w:t>原文可核验性和分层一致性作为自动化质量判据；读者可以编辑、采纳或放弃，但质量裁决由自动化校验完成，不以读者主观评价为依据</w:t>
+              <w:t>自动化技术指标作为质量判据；读者可以编辑、采纳或放弃，但质量裁决由自动指标完成，不以读者主观评价为依据</w:t>
             </w:r>
             <w:r>
               <w:rPr>
@@ -8030,7 +8030,7 @@
           </w:p>
           <w:p>
             <w:pPr>
-              <w:spacing w:line="259" w:lineRule="auto"/>
+              <w:spacing w:line="252" w:lineRule="auto"/>
               <w:ind w:left="0" w:leftChars="0" w:firstLine="480" w:firstLineChars="200"/>
               <w:rPr>
                 <w:rFonts w:hint="eastAsia" w:ascii="仿宋_GB2312" w:hAnsi="仿宋_GB2312" w:eastAsia="仿宋_GB2312" w:cs="仿宋_GB2312"/>
@@ -8040,7 +8040,7 @@
           </w:p>
           <w:p>
             <w:pPr>
-              <w:spacing w:line="259" w:lineRule="auto"/>
+              <w:spacing w:line="252" w:lineRule="auto"/>
               <w:jc w:val="left"/>
               <w:rPr>
                 <w:rFonts w:hint="eastAsia" w:ascii="仿宋_GB2312" w:hAnsi="仿宋_GB2312" w:eastAsia="仿宋_GB2312" w:cs="仿宋_GB2312"/>
@@ -8058,7 +8058,7 @@
           </w:p>
           <w:p>
             <w:pPr>
-              <w:spacing w:line="259" w:lineRule="auto"/>
+              <w:spacing w:line="252" w:lineRule="auto"/>
               <w:ind w:left="0" w:leftChars="0" w:firstLine="480" w:firstLineChars="200"/>
               <w:rPr>
                 <w:rFonts w:hint="eastAsia" w:ascii="仿宋_GB2312" w:hAnsi="仿宋_GB2312" w:eastAsia="仿宋_GB2312" w:cs="仿宋_GB2312"/>
@@ -8085,7 +8085,7 @@
           </w:p>
           <w:p>
             <w:pPr>
-              <w:spacing w:line="259" w:lineRule="auto"/>
+              <w:spacing w:line="252" w:lineRule="auto"/>
               <w:ind w:left="0" w:leftChars="0" w:firstLine="480" w:firstLineChars="200"/>
               <w:rPr>
                 <w:rFonts w:hint="eastAsia" w:ascii="仿宋_GB2312" w:hAnsi="仿宋_GB2312" w:eastAsia="仿宋_GB2312" w:cs="仿宋_GB2312"/>
@@ -8095,7 +8095,7 @@
           </w:p>
           <w:p>
             <w:pPr>
-              <w:spacing w:line="259" w:lineRule="auto"/>
+              <w:spacing w:line="252" w:lineRule="auto"/>
               <w:jc w:val="left"/>
               <w:rPr>
                 <w:rFonts w:hint="eastAsia" w:ascii="仿宋_GB2312" w:hAnsi="仿宋_GB2312" w:eastAsia="仿宋_GB2312" w:cs="仿宋_GB2312"/>
@@ -8113,7 +8113,7 @@
           </w:p>
           <w:p>
             <w:pPr>
-              <w:spacing w:line="259" w:lineRule="auto"/>
+              <w:spacing w:line="252" w:lineRule="auto"/>
               <w:ind w:left="0" w:leftChars="0" w:firstLine="480" w:firstLineChars="200"/>
               <w:rPr>
                 <w:rFonts w:hint="eastAsia" w:ascii="仿宋_GB2312" w:hAnsi="仿宋_GB2312" w:eastAsia="仿宋_GB2312" w:cs="仿宋_GB2312"/>
@@ -8131,7 +8131,7 @@
           </w:p>
           <w:p>
             <w:pPr>
-              <w:spacing w:line="259" w:lineRule="auto"/>
+              <w:spacing w:line="252" w:lineRule="auto"/>
               <w:ind w:left="0" w:leftChars="0" w:firstLine="480" w:firstLineChars="200"/>
               <w:rPr>
                 <w:rFonts w:hint="eastAsia" w:ascii="仿宋_GB2312" w:hAnsi="仿宋_GB2312" w:eastAsia="仿宋_GB2312" w:cs="仿宋_GB2312"/>
@@ -8141,7 +8141,7 @@
           </w:p>
           <w:p>
             <w:pPr>
-              <w:spacing w:line="259" w:lineRule="auto"/>
+              <w:spacing w:line="252" w:lineRule="auto"/>
               <w:jc w:val="left"/>
               <w:rPr>
                 <w:rFonts w:hint="eastAsia" w:ascii="仿宋_GB2312" w:hAnsi="仿宋_GB2312" w:eastAsia="仿宋_GB2312" w:cs="仿宋_GB2312"/>
@@ -8159,7 +8159,7 @@
           </w:p>
           <w:p>
             <w:pPr>
-              <w:spacing w:line="259" w:lineRule="auto"/>
+              <w:spacing w:line="252" w:lineRule="auto"/>
               <w:ind w:left="0" w:leftChars="0" w:firstLine="480" w:firstLineChars="200"/>
               <w:rPr>
                 <w:rFonts w:hint="eastAsia" w:ascii="仿宋_GB2312" w:hAnsi="仿宋_GB2312" w:eastAsia="仿宋_GB2312" w:cs="仿宋_GB2312"/>
@@ -8181,7 +8181,7 @@
                 <w:sz w:val="24"/>
                 <w:highlight w:val="green"/>
               </w:rPr>
-              <w:t>其中，核心达标判据采用自动化可核验性：引用可回溯率、定位准确率、层间矛盾率和结构化字段完整率达到预设阈值；专家评审与用户实验仅作辅助，不参与核心裁决。</w:t>
+              <w:t>核心达标判据为自动化技术性能指标：覆盖率、层间矛盾率、引用可回溯率、字段完整率、重复运行一致性≥90%；专家与用户评估仅作辅助。</w:t>
             </w:r>
           </w:p>
         </w:tc>
@@ -10257,7 +10257,7 @@
                 <w:sz w:val="24"/>
                 <w:highlight w:val="green"/>
               </w:rPr>
-              <w:t>自动化核验</w:t>
+              <w:t>自动评估</w:t>
             </w:r>
             <w:r>
               <w:rPr>
